--- a/templates/modif-pv-transfert-siege-eurl.docx
+++ b/templates/modif-pv-transfert-siege-eurl.docx
@@ -706,6 +706,105 @@
     <w:p>
       <w:r>
         <w:t xml:space="preserve">{{/IS_PROROGATION}}</w:t>
+      </w:r>
+    </w:p>
+    <w:p>
+      <w:r>
+        <w:t xml:space="preserve">{{#IS_APPORT_TITRES}}</w:t>
+      </w:r>
+    </w:p>
+    <w:p>
+      <w:pPr>
+        <w:spacing w:after="200"/>
+      </w:pPr>
+      <w:r>
+        <w:rPr>
+          <w:b/>
+          <w:sz w:val="24"/>
+          <w:u w:val="single"/>
+        </w:rPr>
+        <w:t xml:space="preserve">DÉCISION - APPROBATION DU TRAITÉ D'APPORT</w:t>
+      </w:r>
+    </w:p>
+    <w:p>
+      <w:pPr>
+        <w:spacing w:after="200"/>
+      </w:pPr>
+      <w:r>
+        <w:t xml:space="preserve">L'associé unique, après avoir pris connaissance du traité d'apport signé le {{APPORT_DATE_SIGNATURE_FR}} avec {{APPORTEUR_NOM}}, l'approuve dans toutes ses stipulations. L'apport porte sur {{APPORT_NB_TITRES}} {{APPORTEE_MOT_TITRES}} de la société {{APPORTEE_DENOMINATION}}, représentant {{APPORT_PART_DETENUE}} % de son capital et de ses droits de vote, évalués à {{APPORT_VALEUR_FORMATE}} euros.</w:t>
+      </w:r>
+    </w:p>
+    <w:p>
+      <w:pPr>
+        <w:spacing w:after="200"/>
+      </w:pPr>
+      <w:r>
+        <w:t xml:space="preserve">{{#IS_APPORT_COMMISSAIRE}}Cette valeur résulte du rapport établi par {{APPORT_COMMISSAIRE_NOM}}, commissaire aux apports, dont il a été pris connaissance.{{/IS_APPORT_COMMISSAIRE}}{{#IS_APPORT_DISPENSE}}Il est décidé à l'unanimité de ne pas recourir à un commissaire aux apports, la valeur de l'apport n'excédant pas 30 000 euros et représentant {{APPORT_PART_CAPITAL}} % du capital après l'opération, soit moins de la moitié. La responsabilité de l'évaluation retenue est assumée dans les conditions prévues par la loi.{{/IS_APPORT_DISPENSE}}</w:t>
+      </w:r>
+    </w:p>
+    <w:p>
+      <w:pPr>
+        <w:spacing w:after="200"/>
+      </w:pPr>
+      <w:r>
+        <w:t xml:space="preserve">L'apport relève du régime prévu à l'article {{APPORT_ARTICLE_FISCAL}}.</w:t>
+      </w:r>
+    </w:p>
+    <w:p>
+      <w:r>
+        <w:t xml:space="preserve">{{#IS_DOUBLE_AUGMENTATION}}</w:t>
+      </w:r>
+    </w:p>
+    <w:p>
+      <w:pPr>
+        <w:spacing w:after="200"/>
+      </w:pPr>
+      <w:r>
+        <w:rPr>
+          <w:b/>
+          <w:sz w:val="24"/>
+          <w:u w:val="single"/>
+        </w:rPr>
+        <w:t xml:space="preserve">DÉCISION - AUGMENTATION DE CAPITAL EN NUMÉRAIRE</w:t>
+      </w:r>
+    </w:p>
+    <w:p>
+      <w:pPr>
+        <w:spacing w:after="200"/>
+      </w:pPr>
+      <w:r>
+        <w:t xml:space="preserve">L'associé unique décide d'augmenter le capital social d'une somme de {{APPORT_NUMERAIRE_FORMATE}} euros, par l'émission de {{APPORT_TITRES_NUMERAIRE}} {{MOT_TITRES}} nouvelles d'une valeur nominale de {{APPORT_NOMINALE_FORMATE}} euros chacune, souscrites en numéraire et intégralement libérées. Le capital social est ainsi porté de {{CAPITAL_AVANT_FORMATE}} euros à {{CAPITAL_APRES_NUMERAIRE_FORMATE}} euros.</w:t>
+      </w:r>
+    </w:p>
+    <w:p>
+      <w:r>
+        <w:t xml:space="preserve">{{/IS_DOUBLE_AUGMENTATION}}</w:t>
+      </w:r>
+    </w:p>
+    <w:p>
+      <w:pPr>
+        <w:spacing w:after="200"/>
+      </w:pPr>
+      <w:r>
+        <w:rPr>
+          <w:b/>
+          <w:sz w:val="24"/>
+          <w:u w:val="single"/>
+        </w:rPr>
+        <w:t xml:space="preserve">DÉCISION - AUGMENTATION DE CAPITAL PAR APPORT EN NATURE</w:t>
+      </w:r>
+    </w:p>
+    <w:p>
+      <w:pPr>
+        <w:spacing w:after="200"/>
+      </w:pPr>
+      <w:r>
+        <w:t xml:space="preserve">L'associé unique décide d'augmenter le capital social d'une somme de {{APPORT_VALEUR_FORMATE}} euros, en rémunération de l'apport des titres, par l'émission de {{APPORT_TITRES_NATURE}} {{MOT_TITRES}} nouvelles d'une valeur nominale de {{APPORT_NOMINALE_FORMATE}} euros chacune, intégralement attribuées à {{APPORTEUR_NOM}}. Le capital social est ainsi porté de {{CAPITAL_APRES_NUMERAIRE_FORMATE}} euros à {{CAPITAL_FINAL_FORMATE}} euros. L'article des statuts relatif au capital social est modifié en conséquence.</w:t>
+      </w:r>
+    </w:p>
+    <w:p>
+      <w:r>
+        <w:t xml:space="preserve">{{/IS_APPORT_TITRES}}</w:t>
       </w:r>
     </w:p>
     <w:p>

--- a/templates/modif-pv-transfert-siege-eurl.docx
+++ b/templates/modif-pv-transfert-siege-eurl.docx
@@ -79,7 +79,7 @@
         <w:spacing w:after="200"/>
       </w:pPr>
       <w:r>
-        <w:t xml:space="preserve">Le soussigné, {{ASSOCIE_UNIQUE}}, associé unique de la société {{SOCIETE}}, propriétaire de la totalité des {{TOTAL_PARTS_FORMATE}} parts sociales composant le capital social, a pris les décisions suivantes : {{LABEL_MODIFICATION}}.</w:t>
+        <w:t xml:space="preserve">{{SOUSSIGNE}}, {{ASSOCIE_UNIQUE}}, {{QUALITE_ASSOCIE_UNIQUE}} de la société {{SOCIETE}}, propriétaire de la totalité des {{TOTAL_PARTS_FORMATE}} parts sociales composant le capital social, a pris les décisions suivantes : {{LABEL_MODIFICATION}}.</w:t>
       </w:r>
     </w:p>
     <w:p>
@@ -645,15 +645,36 @@
           <w:sz w:val="24"/>
           <w:u w:val="single"/>
         </w:rPr>
-        <w:t xml:space="preserve">DÉCISION - AGRÉMENT DE LA CESSION</w:t>
-      </w:r>
-    </w:p>
-    <w:p>
-      <w:pPr>
-        <w:spacing w:after="200"/>
-      </w:pPr>
-      <w:r>
-        <w:t xml:space="preserve">L'associé unique, statuant aux conditions de majorité prévues par la loi et les statuts, agrée en qualité de nouvel associé {{CESSIONNAIRE_NOM}} et autorise la cession de {{NB_PARTS_CEDEES}} parts sociales consentie par {{CEDANT_NOM}} à son profit, moyennant le prix de {{PRIX_CESSION}} euros, avec effet au {{DATE_CESSION_FR}}.</w:t>
+        <w:t xml:space="preserve">{{#IS_AGREMENT_REQUIS}}DÉCISION - AGRÉMENT DE LA CESSION</w:t>
+      </w:r>
+    </w:p>
+    <w:p>
+      <w:pPr>
+        <w:spacing w:after="200"/>
+      </w:pPr>
+      <w:r>
+        <w:t xml:space="preserve">L'associé unique, statuant aux conditions de majorité prévues par la loi et les statuts, agrée en qualité de nouvel associé {{CESSIONNAIRE_NOM}} et autorise la cession de {{NB_PARTS_CEDEES}} parts sociales consentie par {{CEDANT_NOM}} à son profit, moyennant le prix de {{PRIX_CESSION}} euros, avec effet au {{DATE_CESSION_FR}}.{{/IS_AGREMENT_REQUIS}}</w:t>
+      </w:r>
+    </w:p>
+    <w:p>
+      <w:pPr>
+        <w:spacing w:after="200"/>
+      </w:pPr>
+      <w:r>
+        <w:rPr>
+          <w:b/>
+          <w:sz w:val="24"/>
+          <w:u w:val="single"/>
+        </w:rPr>
+        <w:t xml:space="preserve">{{#IS_CESSION_SANS_AGREMENT}}DÉCISION - CONSTATATION DE LA CESSION</w:t>
+      </w:r>
+    </w:p>
+    <w:p>
+      <w:pPr>
+        <w:spacing w:after="200"/>
+      </w:pPr>
+      <w:r>
+        <w:t xml:space="preserve">L'associé unique prend acte de la cession de {{NB_PARTS_CEDEES}} {{MOT_TITRES}} consentie par {{CEDANT_NOM}} au profit de {{CESSIONNAIRE_NOM}}, moyennant le prix de {{PRIX_CESSION}} euros, avec effet au {{DATE_CESSION_FR}}. Cette cession n'est soumise à aucune procédure d'agrément, ni la loi ni les statuts ne l'imposant pour une cession de cette nature.{{/IS_CESSION_SANS_AGREMENT}}</w:t>
       </w:r>
     </w:p>
     <w:p>

--- a/templates/modif-pv-transfert-siege-eurl.docx
+++ b/templates/modif-pv-transfert-siege-eurl.docx
@@ -9,7 +9,7 @@
       <w:r>
         <w:rPr>
           <w:b/>
-          <w:sz w:val="32"/>
+          <w:sz w:val="26"/>
         </w:rPr>
         <w:t xml:space="preserve">{{SOCIETE}}</w:t>
       </w:r>
@@ -55,7 +55,7 @@
       <w:r>
         <w:rPr>
           <w:b/>
-          <w:sz w:val="28"/>
+          <w:sz w:val="25"/>
           <w:u w:val="single"/>
         </w:rPr>
         <w:t xml:space="preserve">DÉCISION DE L'ASSOCIÉ UNIQUE</w:t>
@@ -69,7 +69,7 @@
       <w:r>
         <w:rPr>
           <w:b/>
-          <w:sz w:val="24"/>
+          <w:sz w:val="22"/>
         </w:rPr>
         <w:t xml:space="preserve">EN DATE DU {{DATE_AGE}}</w:t>
       </w:r>
@@ -102,7 +102,7 @@
       <w:r>
         <w:rPr>
           <w:b/>
-          <w:sz w:val="24"/>
+          <w:sz w:val="22"/>
           <w:u w:val="single"/>
         </w:rPr>
         <w:t xml:space="preserve">DÉCISION - TRANSFERT DU SIÈGE SOCIAL</w:t>
@@ -181,7 +181,7 @@
       <w:r>
         <w:rPr>
           <w:b/>
-          <w:sz w:val="24"/>
+          <w:sz w:val="22"/>
           <w:u w:val="single"/>
         </w:rPr>
         <w:t xml:space="preserve">DÉCISION - CHANGEMENT DE DÉNOMINATION SOCIALE</w:t>
@@ -250,7 +250,7 @@
       <w:r>
         <w:rPr>
           <w:b/>
-          <w:sz w:val="24"/>
+          <w:sz w:val="22"/>
           <w:u w:val="single"/>
         </w:rPr>
         <w:t xml:space="preserve">DÉCISION - MODIFICATION DE L'OBJET SOCIAL</w:t>
@@ -300,7 +300,7 @@
       <w:r>
         <w:rPr>
           <w:b/>
-          <w:sz w:val="24"/>
+          <w:sz w:val="22"/>
           <w:u w:val="single"/>
         </w:rPr>
         <w:t xml:space="preserve">DÉCISION - CHANGEMENT DE DIRIGEANT</w:t>
@@ -422,7 +422,7 @@
       <w:r>
         <w:rPr>
           <w:b/>
-          <w:sz w:val="24"/>
+          <w:sz w:val="22"/>
           <w:u w:val="single"/>
         </w:rPr>
         <w:t xml:space="preserve">DÉCISION - AUGMENTATION DU CAPITAL SOCIAL</w:t>
@@ -541,6 +541,60 @@
     </w:p>
     <w:p>
       <w:r>
+        <w:t xml:space="preserve">{{#IS_APPORT_BIEN_COMMUN}}</w:t>
+      </w:r>
+    </w:p>
+    <w:p>
+      <w:pPr>
+        <w:spacing w:after="200"/>
+      </w:pPr>
+      <w:r>
+        <w:t xml:space="preserve">Le bien apporté étant un bien commun, {{CONJOINT_NOM}}, conjoint de l'apporteur, a été averti de cet apport préalablement à la présente décision, conformément à l'article 1832-2 du code civil. Cet avertissement est justifié par le présent acte.</w:t>
+      </w:r>
+    </w:p>
+    <w:p>
+      <w:r>
+        <w:t xml:space="preserve">{{#IS_CONJOINT_REVENDIQUE}}</w:t>
+      </w:r>
+    </w:p>
+    <w:p>
+      <w:pPr>
+        <w:spacing w:after="200"/>
+      </w:pPr>
+      <w:r>
+        <w:t xml:space="preserve">{{CONJOINT_NOM}} a déclaré revendiquer la qualité d'associé pour la moitié des parts sociales souscrites au moyen du bien commun. Cette qualité lui est reconnue à compter de ce jour, et la répartition du capital en tient compte.</w:t>
+      </w:r>
+    </w:p>
+    <w:p>
+      <w:r>
+        <w:t xml:space="preserve">{{/IS_CONJOINT_REVENDIQUE}}</w:t>
+      </w:r>
+    </w:p>
+    <w:p>
+      <w:r>
+        <w:t xml:space="preserve">{{^IS_CONJOINT_REVENDIQUE}}</w:t>
+      </w:r>
+    </w:p>
+    <w:p>
+      <w:pPr>
+        <w:spacing w:after="200"/>
+      </w:pPr>
+      <w:r>
+        <w:t xml:space="preserve">{{CONJOINT_NOM}} a déclaré renoncer à revendiquer la qualité d'associé.</w:t>
+      </w:r>
+    </w:p>
+    <w:p>
+      <w:r>
+        <w:t xml:space="preserve">{{/IS_CONJOINT_REVENDIQUE}}</w:t>
+      </w:r>
+    </w:p>
+    <w:p>
+      <w:r>
+        <w:t xml:space="preserve">{{/IS_APPORT_BIEN_COMMUN}}</w:t>
+      </w:r>
+    </w:p>
+    <w:p>
+      <w:r>
         <w:t xml:space="preserve">{{/IS_APPORT_NATURE}}</w:t>
       </w:r>
     </w:p>
@@ -577,7 +631,7 @@
       <w:r>
         <w:rPr>
           <w:b/>
-          <w:sz w:val="24"/>
+          <w:sz w:val="22"/>
           <w:u w:val="single"/>
         </w:rPr>
         <w:t xml:space="preserve">DÉCISION - RÉDUCTION DU CAPITAL SOCIAL</w:t>
@@ -642,7 +696,7 @@
       <w:r>
         <w:rPr>
           <w:b/>
-          <w:sz w:val="24"/>
+          <w:sz w:val="22"/>
           <w:u w:val="single"/>
         </w:rPr>
         <w:t xml:space="preserve">{{#IS_AGREMENT_REQUIS}}DÉCISION - AGRÉMENT DE LA CESSION</w:t>
@@ -663,7 +717,7 @@
       <w:r>
         <w:rPr>
           <w:b/>
-          <w:sz w:val="24"/>
+          <w:sz w:val="22"/>
           <w:u w:val="single"/>
         </w:rPr>
         <w:t xml:space="preserve">{{#IS_CESSION_SANS_AGREMENT}}DÉCISION - CONSTATATION DE LA CESSION</w:t>
@@ -702,7 +756,7 @@
       <w:r>
         <w:rPr>
           <w:b/>
-          <w:sz w:val="24"/>
+          <w:sz w:val="22"/>
           <w:u w:val="single"/>
         </w:rPr>
         <w:t xml:space="preserve">DÉCISION - PROROGATION DE LA DURÉE DE LA SOCIÉTÉ</w:t>
@@ -741,7 +795,7 @@
       <w:r>
         <w:rPr>
           <w:b/>
-          <w:sz w:val="24"/>
+          <w:sz w:val="22"/>
           <w:u w:val="single"/>
         </w:rPr>
         <w:t xml:space="preserve">DÉCISION - APPROBATION DU TRAITÉ D'APPORT</w:t>
@@ -783,7 +837,7 @@
       <w:r>
         <w:rPr>
           <w:b/>
-          <w:sz w:val="24"/>
+          <w:sz w:val="22"/>
           <w:u w:val="single"/>
         </w:rPr>
         <w:t xml:space="preserve">DÉCISION - AUGMENTATION DE CAPITAL EN NUMÉRAIRE</w:t>
@@ -809,7 +863,7 @@
       <w:r>
         <w:rPr>
           <w:b/>
-          <w:sz w:val="24"/>
+          <w:sz w:val="22"/>
           <w:u w:val="single"/>
         </w:rPr>
         <w:t xml:space="preserve">DÉCISION - AUGMENTATION DE CAPITAL PAR APPORT EN NATURE</w:t>
@@ -835,7 +889,7 @@
       <w:r>
         <w:rPr>
           <w:b/>
-          <w:sz w:val="24"/>
+          <w:sz w:val="22"/>
           <w:u w:val="single"/>
         </w:rPr>
         <w:t xml:space="preserve">DÉCISION - POUVOIRS POUR LES FORMALITÉS</w:t>
@@ -854,7 +908,7 @@
         <w:spacing w:after="400"/>
       </w:pPr>
       <w:r>
-        <w:t xml:space="preserve">De tout ce que dessus, il a été dressé le présent procès-verbal, signé par l'associé unique.</w:t>
+        <w:t xml:space="preserve">De tout ce que dessus, il a été dressé le présent procès-verbal qui, après lecture, a été signé par l'associé unique et reporté sur le registre de ses décisions.</w:t>
       </w:r>
     </w:p>
     <w:p>
@@ -862,7 +916,7 @@
         <w:spacing w:after="400"/>
       </w:pPr>
       <w:r>
-        <w:t xml:space="preserve">Fait au siège social, le {{DATE_AGE}}.</w:t>
+        <w:t xml:space="preserve">Fait à {{VILLE_SIGNATURE}}, le {{DATE_AGE}}, en autant d'originaux que nécessaire à l'accomplissement des formalités.</w:t>
       </w:r>
     </w:p>
     <w:p>
@@ -893,7 +947,7 @@
         <w:br/>
       </w:r>
       <w:r>
-        <w:t xml:space="preserve">{{nomComplet}}</w:t>
+        <w:t xml:space="preserve">{{nomSignature}}</w:t>
       </w:r>
     </w:p>
     <w:p>
@@ -907,4 +961,30 @@
     </w:sectPr>
   </w:body>
 </w:document>
+</file>
+
+<file path=word/styles.xml><?xml version="1.0" encoding="utf-8"?>
+<w:styles xmlns:w="http://schemas.openxmlformats.org/wordprocessingml/2006/main">
+  <w:docDefaults>
+    <w:rPrDefault>
+      <w:rPr>
+        <w:rFonts w:ascii="Cambria" w:hAnsi="Cambria" w:eastAsia="Cambria" w:cs="Cambria"/>
+        <w:sz w:val="22"/>
+        <w:szCs w:val="22"/>
+        <w:lang w:val="fr-FR"/>
+      </w:rPr>
+    </w:rPrDefault>
+    <w:pPrDefault>
+      <w:pPr>
+        <w:widowControl/>
+        <w:spacing w:after="160" w:line="276" w:lineRule="auto"/>
+        <w:jc w:val="both"/>
+      </w:pPr>
+    </w:pPrDefault>
+  </w:docDefaults>
+  <w:style w:type="paragraph" w:default="1" w:styleId="Normal">
+    <w:name w:val="Normal"/>
+    <w:qFormat/>
+  </w:style>
+</w:styles>
 </file>
--- a/templates/modif-pv-transfert-siege-eurl.docx
+++ b/templates/modif-pv-transfert-siege-eurl.docx
@@ -22,7 +22,7 @@
         <w:rPr>
           <w:sz w:val="20"/>
         </w:rPr>
-        <w:t xml:space="preserve">{{FORME_EN_CLAIR}} au capital de {{CAPITAL_FORMATE}} euros</w:t>
+        <w:t xml:space="preserve">{{FORME_EN_CLAIR_CAPITALE}} au capital de {{CAPITAL_FORMATE}} euros</w:t>
       </w:r>
     </w:p>
     <w:p>
@@ -335,7 +335,7 @@
         <w:spacing w:after="200"/>
       </w:pPr>
       <w:r>
-        <w:t xml:space="preserve">L'intéressé(e) déclare accepter ces fonctions et n'être frappé(e) d'aucune interdiction, incapacité ou déchéance susceptible de lui en interdire l'exercice. Sa rémunération est fixée comme suit : {{REMUNERATION_DIRIGEANT}}.</w:t>
+        <w:t xml:space="preserve">{{PHRASE_ACCEPTATION}} {{PHRASE_REMUNERATION}}</w:t>
       </w:r>
     </w:p>
     <w:p>

--- a/templates/modif-pv-transfert-siege-eurl.docx
+++ b/templates/modif-pv-transfert-siege-eurl.docx
@@ -45,7 +45,7 @@
         <w:rPr>
           <w:sz w:val="20"/>
         </w:rPr>
-        <w:t xml:space="preserve">Immatriculée au registre du commerce et des sociétés {{RCS_DE}} sous le numéro {{SIREN}}</w:t>
+        <w:t xml:space="preserve">Immatriculée au registre du commerce et des sociétés {{RCS_DE}} sous le numéro {{SIREN_ESPACE}}</w:t>
       </w:r>
     </w:p>
     <w:p>
